--- a/en/wisdom-stories/avoid-these-questions.docx
+++ b/en/wisdom-stories/avoid-these-questions.docx
@@ -4,106 +4,57 @@
   <w:body>
     <w:p>
       <w:pPr>
-        <w:spacing w:before="0" w:after="60"/>
-        <w:jc w:val="left"/>
+        <w:pStyle w:val="Title"/>
       </w:pPr>
       <w:r>
-        <w:rPr>
-          <w:rFonts w:ascii="Arial" w:hAnsi="Arial" w:eastAsia="Arial"/>
-          <w:i w:val="0"/>
-          <w:color w:val="000000"/>
-          <w:sz w:val="52"/>
-        </w:rPr>
         <w:t>Avoid These Questions</w:t>
       </w:r>
     </w:p>
     <w:p>
-      <w:pPr>
-        <w:jc w:val="left"/>
-      </w:pPr>
+      <w:pPr/>
       <w:r>
-        <w:rPr>
-          <w:rFonts w:ascii="Arial" w:hAnsi="Arial" w:eastAsia="Arial"/>
-          <w:i w:val="0"/>
-          <w:color w:val="000000"/>
-          <w:sz w:val="22"/>
-        </w:rPr>
-        <w:t>Do not ask an unemployed person, “Are you still without work?”, an employee, “How much do you earn?”, a childless person, “You still have no children?”, or a single person, “When are you getting married?”</w:t>
+        <w:t>Do not ask someone who is unemployed, “Are you still out of work?” Avoid asking an employee, “How much do you earn?” someone without children, “Don’t you have children yet?” or a single person, “When are you getting married?”</w:t>
       </w:r>
     </w:p>
     <w:p>
       <w:pPr>
-        <w:jc w:val="left"/>
+        <w:keepNext/>
       </w:pPr>
       <w:r>
-        <w:rPr>
-          <w:rFonts w:ascii="Arial" w:hAnsi="Arial" w:eastAsia="Arial"/>
-          <w:i w:val="0"/>
-          <w:color w:val="000000"/>
-          <w:sz w:val="22"/>
-        </w:rPr>
-        <w:t>Nor should we embarrass someone by asking, “You did not know that?” What seems like ordinary curiosity to us may touch another person’s deepest wound.</w:t>
+        <w:t>Nor should we embarrass someone by asking, “You didn’t know that?” What seems like ordinary curiosity to us may touch another person’s deepest wound.</w:t>
       </w:r>
     </w:p>
     <w:p>
       <w:pPr>
-        <w:pStyle w:val="Moral"/>
         <w:keepNext/>
         <w:keepLines/>
-        <w:widowControl/>
-        <w:spacing w:before="240" w:after="180" w:line="283" w:lineRule="auto"/>
-        <w:ind w:left="240" w:right="240"/>
-        <w:jc w:val="left"/>
-        <w:pBdr>
-          <w:top w:val="single" w:sz="8" w:space="7" w:color="E8D59A"/>
-          <w:left w:val="single" w:sz="32" w:space="11" w:color="C6A23A"/>
-          <w:bottom w:val="single" w:sz="8" w:space="7" w:color="E8D59A"/>
-          <w:right w:val="single" w:sz="8" w:space="11" w:color="E8D59A"/>
-        </w:pBdr>
-        <w:shd w:val="clear" w:color="auto" w:fill="FFF8E1"/>
+        <w:spacing w:before="160"/>
       </w:pPr>
       <w:r>
         <w:rPr>
-          <w:rFonts w:ascii="Arial" w:hAnsi="Arial" w:eastAsia="Arial" w:cs="Arial"/>
           <w:b/>
-          <w:i w:val="0"/>
-          <w:color w:val="9A7417"/>
-          <w:sz w:val="22"/>
         </w:rPr>
-        <w:t xml:space="preserve">Moral: </w:t>
+        <w:t>Moral:</w:t>
       </w:r>
       <w:r>
-        <w:rPr>
-          <w:rFonts w:ascii="Arial" w:hAnsi="Arial" w:eastAsia="Arial" w:cs="Arial"/>
-          <w:b w:val="0"/>
-          <w:i w:val="0"/>
-          <w:color w:val="3F3826"/>
-          <w:sz w:val="22"/>
-        </w:rPr>
-        <w:t>Some questions wound the heart. Every painful question left unasked may lift a burden from someone’s shoulders.</w:t>
+        <w:t xml:space="preserve"> Some questions wound the heart. Every painful question left unasked may lift a burden from someone’s shoulders.</w:t>
       </w:r>
     </w:p>
     <w:p>
       <w:pPr>
-        <w:keepLines/>
-        <w:widowControl/>
-        <w:spacing w:before="60" w:after="0" w:line="240" w:lineRule="auto"/>
-        <w:jc w:val="right"/>
+        <w:spacing w:after="80"/>
       </w:pPr>
       <w:r>
         <w:rPr>
-          <w:rFonts w:ascii="Arial" w:hAnsi="Arial" w:eastAsia="Arial" w:cs="Arial"/>
-          <w:b w:val="0"/>
           <w:i/>
-          <w:color w:val="8A7950"/>
-          <w:sz w:val="17"/>
+          <w:sz w:val="18"/>
         </w:rPr>
-        <w:t>The story was obtained from open Internet sources.</w:t>
+        <w:t>Source: Publicly available internet sources.</w:t>
       </w:r>
     </w:p>
     <w:sectPr>
       <w:pgSz w:w="12240" w:h="15840"/>
-      <w:pgMar w:top="1440" w:right="1440" w:bottom="1440" w:left="1440" w:header="708" w:footer="708" w:gutter="0"/>
+      <w:pgMar w:top="1080" w:right="1224" w:bottom="1080" w:left="1224" w:header="720" w:footer="720" w:gutter="0"/>
       <w:cols w:space="720"/>
       <w:docGrid w:linePitch="360"/>
     </w:sectPr>
@@ -475,12 +426,14 @@
     <w:qFormat/>
     <w:rsid w:val="00FC693F"/>
     <w:pPr>
-      <w:spacing w:before="0" w:after="160" w:line="276" w:lineRule="auto"/>
+      <w:widowControl/>
+      <w:spacing w:after="120" w:line="259" w:lineRule="auto"/>
     </w:pPr>
     <w:rPr>
-      <w:rFonts w:ascii="Arial" w:hAnsi="Arial" w:eastAsia="Arial"/>
+      <w:rFonts w:ascii="Arial" w:hAnsi="Arial"/>
       <w:color w:val="000000"/>
       <w:sz w:val="22"/>
+      <w:lang w:val="en-US"/>
     </w:rPr>
   </w:style>
   <w:style w:type="paragraph" w:styleId="Header">
@@ -824,18 +777,17 @@
     <w:qFormat/>
     <w:rsid w:val="00FC693F"/>
     <w:pPr>
-      <w:pBdr>
-        <w:bottom w:val="single" w:sz="8" w:space="4" w:color="4F81BD" w:themeColor="accent1"/>
-      </w:pBdr>
-      <w:spacing w:after="300" w:line="240" w:lineRule="auto"/>
+      <w:keepNext/>
+      <w:spacing w:after="280" w:line="240" w:lineRule="auto"/>
       <w:contextualSpacing/>
     </w:pPr>
     <w:rPr>
-      <w:rFonts w:asciiTheme="majorHAnsi" w:eastAsiaTheme="majorEastAsia" w:hAnsiTheme="majorHAnsi" w:cstheme="majorBidi"/>
-      <w:color w:val="17365D" w:themeColor="text2" w:themeShade="BF"/>
+      <w:rFonts w:asciiTheme="majorHAnsi" w:eastAsiaTheme="majorEastAsia" w:hAnsiTheme="majorHAnsi" w:cstheme="majorBidi" w:ascii="Arial" w:hAnsi="Arial"/>
+      <w:b/>
+      <w:color w:val="000000"/>
       <w:spacing w:val="5"/>
       <w:kern w:val="28"/>
-      <w:sz w:val="52"/>
+      <w:sz w:val="34"/>
       <w:szCs w:val="52"/>
     </w:rPr>
   </w:style>
@@ -1311,9 +1263,6 @@
     <w:qFormat/>
     <w:rsid w:val="00FC693F"/>
     <w:pPr>
-      <w:pBdr>
-        <w:bottom w:val="single" w:sz="4" w:space="4" w:color="4F81BD" w:themeColor="accent1"/>
-      </w:pBdr>
       <w:spacing w:before="200" w:after="280"/>
       <w:ind w:left="936" w:right="936"/>
     </w:pPr>
@@ -12164,18 +12113,6 @@
         <w:shd w:val="clear" w:color="auto" w:fill="FBCAA2" w:themeFill="accent6" w:themeFillTint="7F"/>
       </w:tcPr>
     </w:tblStylePr>
-  </w:style>
-  <w:style w:type="paragraph" w:customStyle="1" w:styleId="Moral">
-    <w:name w:val="Moral"/>
-    <w:basedOn w:val="Normal"/>
-    <w:pPr>
-      <w:spacing w:before="160" w:after="0" w:line="276" w:lineRule="auto"/>
-    </w:pPr>
-    <w:rPr>
-      <w:rFonts w:ascii="Arial" w:hAnsi="Arial" w:eastAsia="Arial"/>
-      <w:i/>
-      <w:sz w:val="22"/>
-    </w:rPr>
   </w:style>
 </w:styles>
 </file>

--- a/en/wisdom-stories/avoid-these-questions.docx
+++ b/en/wisdom-stories/avoid-these-questions.docx
@@ -13,7 +13,7 @@
     <w:p>
       <w:pPr/>
       <w:r>
-        <w:t>Do not ask someone who is unemployed, “Are you still out of work?” Avoid asking an employee, “How much do you earn?” someone without children, “Don’t you have children yet?” or a single person, “When are you getting married?”</w:t>
+        <w:t>Do not ask someone who is unemployed, “Are you still out of work?” Avoid asking an employee, “How much do you earn?”, or someone without children, “Don’t you have children yet?” or a single person, “When are you getting married?”</w:t>
       </w:r>
     </w:p>
     <w:p>
@@ -21,7 +21,7 @@
         <w:keepNext/>
       </w:pPr>
       <w:r>
-        <w:t>Nor should we embarrass someone by asking, “You didn’t know that?” What seems like ordinary curiosity to us may touch another person’s deepest wound.</w:t>
+        <w:t>Nor should we embarrass someone by asking, “You didn’t know that?” A question that seems ordinary to us may touch another person’s deepest wound.</w:t>
       </w:r>
     </w:p>
     <w:p>
@@ -34,11 +34,9 @@
         <w:rPr>
           <w:b/>
         </w:rPr>
-        <w:t>Moral:</w:t>
+        <w:t>Moral: Some questions wound the heart. Not asking such a question may protect someone from being hurt.</w:t>
       </w:r>
-      <w:r>
-        <w:t xml:space="preserve"> Some questions wound the heart. Every painful question left unasked may lift a burden from someone’s shoulders.</w:t>
-      </w:r>
+      <w:r/>
     </w:p>
     <w:p>
       <w:pPr>
@@ -49,7 +47,7 @@
           <w:i/>
           <w:sz w:val="18"/>
         </w:rPr>
-        <w:t>Source: Publicly available internet sources.</w:t>
+        <w:t>Stories are taken from open Internet sources; illustrations were created with AI.</w:t>
       </w:r>
     </w:p>
     <w:sectPr>

--- a/en/wisdom-stories/avoid-these-questions.docx
+++ b/en/wisdom-stories/avoid-these-questions.docx
@@ -27,7 +27,7 @@
         <w:rPr>
           <w:lang/>
         </w:rPr>
-        <w:t>Before asking someone who is looking for work, “Still haven’t found a job?”, someone who is employed, “How much do you earn?”, a couple without children, “No children yet?”, or someone who is single, “When are you getting married?”, pause and consider.</w:t>
+        <w:t>Pause before asking someone who is looking for work, “Still haven’t found a job?” Think twice before asking an employed person how much they earn, a couple without children whether they have children yet, or someone who is single when they are getting married.</w:t>
       </w:r>
     </w:p>
     <w:p>
@@ -53,7 +53,7 @@
         <w:rPr>
           <w:lang/>
         </w:rPr>
-        <w:t>Behind every answer may be a story the person is not ready to share: worry, loss, disappointment, or simply a personal choice they do not owe anyone an explanation for.</w:t>
+        <w:t>Behind every answer may be a story the person is not ready to share: worry, loss, disappointment, or simply a personal choice they do not have to explain.</w:t>
       </w:r>
     </w:p>
     <w:p>
